--- a/11-weekly-program-library/first-six-months/c1-w2-i-am-not-this-body/exports/C1-W2-YOUNGER-TEACHER-GUIDE.docx
+++ b/11-weekly-program-library/first-six-months/c1-w2-i-am-not-this-body/exports/C1-W2-YOUNGER-TEACHER-GUIDE.docx
@@ -20,7 +20,7 @@
     </w:p>
     <w:p>
       <w:r>
-        <w:t>Children taste: **The body changes; the conscious self continues.**</w:t>
+        <w:t>Children can say and show: **My body changes; I continue as the conscious self.**</w:t>
       </w:r>
     </w:p>
     <w:p>
@@ -28,12 +28,12 @@
         <w:pStyle w:val="Heading1"/>
       </w:pPr>
       <w:r>
-        <w:t>Memory phrase</w:t>
+        <w:t>Exact memory phrase</w:t>
       </w:r>
     </w:p>
     <w:p>
       <w:r>
-        <w:t>As the embodied soul continuously passes through childhood, youth and old age, the soul similarly passes into another body.</w:t>
+        <w:t>&gt; My body changes; I continue as the conscious self.</w:t>
       </w:r>
     </w:p>
     <w:p>
@@ -41,47 +41,212 @@
         <w:pStyle w:val="Heading1"/>
       </w:pPr>
       <w:r>
-        <w:t>40-minute core</w:t>
+        <w:t>Teacher background (2 minutes)</w:t>
       </w:r>
     </w:p>
     <w:p>
       <w:r>
-        <w:t>| Min | Block |</w:t>
+        <w:t xml:space="preserve">Primary: BG 2.13 — The embodied self passes through childhood, youth, and old age; the self continues.  </w:t>
       </w:r>
     </w:p>
     <w:p>
       <w:r>
-        <w:t>|---|---|</w:t>
+        <w:t>Do not teach adult debates. Block: Psychology or photos prove the soul.</w:t>
+      </w:r>
+    </w:p>
+    <w:p>
+      <w:pPr>
+        <w:pStyle w:val="Heading1"/>
+      </w:pPr>
+      <w:r>
+        <w:t>Age-appropriate story script (paraphrase boundary)</w:t>
       </w:r>
     </w:p>
     <w:p>
       <w:r>
-        <w:t>| 0–5 | Settle + memory phrase echo |</w:t>
+        <w:t xml:space="preserve">Tell a **simple classroom story** in your own words based on this week's sourced example in `research/DEVOTIONAL-AND-HISTORICAL-EXAMPLES.md`.  </w:t>
       </w:r>
     </w:p>
     <w:p>
       <w:r>
-        <w:t>| 5–15 | Story / Prem-kī-Kathā listening |</w:t>
+        <w:t>Rules: no invented deity dialogue; no frightening detail; stop at the moral: Body changes; conscious self continues — care for the body without mistaking it for the self.</w:t>
       </w:r>
     </w:p>
     <w:p>
       <w:r>
-        <w:t>| 15–25 | Movement + hands-on object |</w:t>
+        <w:t>Sample framing:</w:t>
       </w:r>
     </w:p>
     <w:p>
       <w:r>
-        <w:t>| 25–33 | Coloring / matching / craft |</w:t>
+        <w:t>&gt; "Today we learn that Body changes; conscious self continues — care for the body without mistaking it for the self. The holy books help families remember this."</w:t>
+      </w:r>
+    </w:p>
+    <w:p>
+      <w:pPr>
+        <w:pStyle w:val="Heading1"/>
+      </w:pPr>
+      <w:r>
+        <w:t>Three wonder questions</w:t>
       </w:r>
     </w:p>
     <w:p>
       <w:r>
-        <w:t>| 33–38 | Memory card + take-home cue |</w:t>
+        <w:t>1. What did you hear that was new?</w:t>
       </w:r>
     </w:p>
     <w:p>
       <w:r>
-        <w:t>| 38–40 | Cleanup + parent handoff |</w:t>
+        <w:t>2. Who can we serve with kindness this week?</w:t>
+      </w:r>
+    </w:p>
+    <w:p>
+      <w:r>
+        <w:t>3. When could our family practice for five minutes?</w:t>
+      </w:r>
+    </w:p>
+    <w:p>
+      <w:pPr>
+        <w:pStyle w:val="Heading1"/>
+      </w:pPr>
+      <w:r>
+        <w:t>Actual movement game (5–7 min)</w:t>
+      </w:r>
+    </w:p>
+    <w:p>
+      <w:r>
+        <w:t xml:space="preserve">**Name:** "Freeze and Remember — C1-W2"  </w:t>
+      </w:r>
+    </w:p>
+    <w:p>
+      <w:r>
+        <w:t xml:space="preserve">1. Children walk gently in a circle.  </w:t>
+      </w:r>
+    </w:p>
+    <w:p>
+      <w:r>
+        <w:t xml:space="preserve">2. When you say "Freeze!", they stop.  </w:t>
+      </w:r>
+    </w:p>
+    <w:p>
+      <w:r>
+        <w:t xml:space="preserve">3. You say the first half of the memory phrase; they finish it.  </w:t>
+      </w:r>
+    </w:p>
+    <w:p>
+      <w:r>
+        <w:t>4. Two rounds only; then sit.</w:t>
+      </w:r>
+    </w:p>
+    <w:p>
+      <w:pPr>
+        <w:pStyle w:val="Heading1"/>
+      </w:pPr>
+      <w:r>
+        <w:t>Actual hands-on activity (8–10 min)</w:t>
+      </w:r>
+    </w:p>
+    <w:p>
+      <w:r>
+        <w:t xml:space="preserve">**Object lesson:** Use the week craft object listed in materials (cup seed / paper doll / flashlight / ticket / offering plate drawing / bead).  </w:t>
+      </w:r>
+    </w:p>
+    <w:p>
+      <w:r>
+        <w:t>Children handle the object and answer: "This reminds me that…"</w:t>
+      </w:r>
+    </w:p>
+    <w:p>
+      <w:pPr>
+        <w:pStyle w:val="Heading1"/>
+      </w:pPr>
+      <w:r>
+        <w:t>Actual craft (8–10 min)</w:t>
+      </w:r>
+    </w:p>
+    <w:p>
+      <w:r>
+        <w:t>Create a take-home card with the memory phrase on the inside and a simple drawing on the front related to I Am Not This Body.</w:t>
+      </w:r>
+    </w:p>
+    <w:p>
+      <w:pPr>
+        <w:pStyle w:val="Heading1"/>
+      </w:pPr>
+      <w:r>
+        <w:t>Actual coloring / line-art task</w:t>
+      </w:r>
+    </w:p>
+    <w:p>
+      <w:r>
+        <w:t>Color `visuals/V11/line-art-younger.svg` (week-specific). Title the page with C1-W2.</w:t>
+      </w:r>
+    </w:p>
+    <w:p>
+      <w:pPr>
+        <w:pStyle w:val="Heading1"/>
+      </w:pPr>
+      <w:r>
+        <w:t>Sanskrit exposure (optional, 1 min)</w:t>
+      </w:r>
+    </w:p>
+    <w:p>
+      <w:r>
+        <w:t>Softly repeat one name: **Kṛṣṇa** or **Hare** — invitation only, never forced volume.</w:t>
+      </w:r>
+    </w:p>
+    <w:p>
+      <w:pPr>
+        <w:pStyle w:val="Heading1"/>
+      </w:pPr>
+      <w:r>
+        <w:t>Behavior redirects</w:t>
+      </w:r>
+    </w:p>
+    <w:p>
+      <w:r>
+        <w:t xml:space="preserve">- "Feet on the floor."  </w:t>
+      </w:r>
+    </w:p>
+    <w:p>
+      <w:r>
+        <w:t xml:space="preserve">- "Kind words only."  </w:t>
+      </w:r>
+    </w:p>
+    <w:p>
+      <w:r>
+        <w:t xml:space="preserve">- "That toy rests for now."  </w:t>
+      </w:r>
+    </w:p>
+    <w:p>
+      <w:r>
+        <w:t>- Quiet reset in visible space if needed.</w:t>
+      </w:r>
+    </w:p>
+    <w:p>
+      <w:pPr>
+        <w:pStyle w:val="Heading1"/>
+      </w:pPr>
+      <w:r>
+        <w:t>Backup low-prep activity</w:t>
+      </w:r>
+    </w:p>
+    <w:p>
+      <w:r>
+        <w:t>Sit in a circle; pass a soft object; each child says one kind word; end with memory phrase echo.</w:t>
+      </w:r>
+    </w:p>
+    <w:p>
+      <w:pPr>
+        <w:pStyle w:val="Heading1"/>
+      </w:pPr>
+      <w:r>
+        <w:t>Extension</w:t>
+      </w:r>
+    </w:p>
+    <w:p>
+      <w:r>
+        <w:t>Helper role: hand out crayons / collect papers.</w:t>
       </w:r>
     </w:p>
     <w:p>
@@ -94,7 +259,7 @@
     </w:p>
     <w:p>
       <w:r>
-        <w:t>See `materials.md` + `activities/YOUNGER-ACTIVITY-PACK.md`.</w:t>
+        <w:t>Printed line art; crayons; memory cards; soft toss object; craft card stock; tape.</w:t>
       </w:r>
     </w:p>
     <w:p>
@@ -102,22 +267,12 @@
         <w:pStyle w:val="Heading1"/>
       </w:pPr>
       <w:r>
-        <w:t>Boundaries</w:t>
+        <w:t>Cleanup / handoff</w:t>
       </w:r>
     </w:p>
     <w:p>
       <w:r>
-        <w:t>- No forced chanting volume.</w:t>
-      </w:r>
-    </w:p>
-    <w:p>
-      <w:r>
-        <w:t>- No public shame.</w:t>
-      </w:r>
-    </w:p>
-    <w:p>
-      <w:r>
-        <w:t>- Defer hard doctrine: use approved deferral line from `launch/TEACHER-READINESS-STANDARD.md`.</w:t>
+        <w:t>3 minutes cleanup. At door: tell parent the memory phrase and home cue.</w:t>
       </w:r>
     </w:p>
     <w:p>
@@ -125,12 +280,12 @@
         <w:pStyle w:val="Heading1"/>
       </w:pPr>
       <w:r>
-        <w:t>Key source</w:t>
+        <w:t>Home-practice explanation to parents</w:t>
       </w:r>
     </w:p>
     <w:p>
       <w:r>
-        <w:t>Bhagavad-gītā 2.13 — https://vedabase.io/en/library/bg/2/13/ (paraphrase for K–2)</w:t>
+        <w:t>"Please say this phrase once at home and do one kind action. Five minutes is enough."</w:t>
       </w:r>
     </w:p>
     <w:sectPr>
